--- a/DILIMULATI_KAIWUSAIER_RESUME_DA.docx
+++ b/DILIMULATI_KAIWUSAIER_RESUME_DA.docx
@@ -292,7 +292,50 @@
           <w:szCs w:val="19"/>
           <w:lang w:eastAsia="zh-CN"/>
         </w:rPr>
-        <w:t>Data Analyst at an e-commerce company, analyzing pricing and inventory data. MPS in Informatics (GPA 3.87), Northeastern University, with 3 years in financial operations before transitioning to analytics. Skilled in SQL, Python, Tableau, Power BI, and Excel. Independently diagnosed 14 years of multi-company financial data and a 456,548-row pricing dataset, uncovering a 19x variation in price elasticity across categories.</w:t>
+        <w:t>Data Analyst at an e-commerce company, analyzing pricing and inventory data. MPS in Informatics (GPA 3.87), Northeastern University, with 3 years in financial operations before transitioning to analytics. Skilled in SQL, Python, Tableau, Power BI, and Excel</w:t>
+      </w:r>
+      <w:r>
+        <w:rPr>
+          <w:rFonts w:cstheme="minorHAnsi"/>
+          <w:color w:val="000000" w:themeColor="text1"/>
+          <w:sz w:val="19"/>
+          <w:szCs w:val="19"/>
+          <w:lang w:eastAsia="zh-CN"/>
+        </w:rPr>
+        <w:t xml:space="preserve">. </w:t>
+      </w:r>
+      <w:r>
+        <w:rPr>
+          <w:rFonts w:cstheme="minorHAnsi"/>
+          <w:color w:val="000000" w:themeColor="text1"/>
+          <w:sz w:val="19"/>
+          <w:szCs w:val="19"/>
+          <w:lang w:eastAsia="zh-CN"/>
+        </w:rPr>
+        <w:t>Experienced in AWS-based databases, statistical analysis, and data-driven pricing and reporting.</w:t>
+      </w:r>
+      <w:r>
+        <w:t xml:space="preserve"> </w:t>
+      </w:r>
+      <w:r>
+        <w:rPr>
+          <w:rFonts w:cstheme="minorHAnsi"/>
+          <w:color w:val="000000" w:themeColor="text1"/>
+          <w:sz w:val="19"/>
+          <w:szCs w:val="19"/>
+          <w:lang w:eastAsia="zh-CN"/>
+        </w:rPr>
+        <w:t>Adept at leveraging A/B Testing and Statistical Modeling to empower global business strategy</w:t>
+      </w:r>
+      <w:r>
+        <w:rPr>
+          <w:rFonts w:cstheme="minorHAnsi"/>
+          <w:color w:val="000000" w:themeColor="text1"/>
+          <w:sz w:val="19"/>
+          <w:szCs w:val="19"/>
+          <w:lang w:eastAsia="zh-CN"/>
+        </w:rPr>
+        <w:t>.</w:t>
       </w:r>
     </w:p>
     <w:p>
@@ -619,6 +662,14 @@
           <w:szCs w:val="19"/>
         </w:rPr>
         <w:tab/>
+      </w:r>
+      <w:r>
+        <w:rPr>
+          <w:rFonts w:ascii="Calibri" w:eastAsia="Calibri" w:hAnsi="Calibri" w:cs="Calibri"/>
+          <w:color w:val="000000" w:themeColor="text1"/>
+          <w:sz w:val="19"/>
+          <w:szCs w:val="19"/>
+        </w:rPr>
         <w:tab/>
         <w:t xml:space="preserve">                       </w:t>
       </w:r>
@@ -849,8 +900,21 @@
           <w:sz w:val="19"/>
           <w:szCs w:val="19"/>
         </w:rPr>
-        <w:t>, AI-Assisted Analysis (ChatGPT, Claude)</w:t>
-      </w:r>
+        <w:t xml:space="preserve">, </w:t>
+      </w:r>
+      <w:proofErr w:type="spellStart"/>
+      <w:r>
+        <w:rPr>
+          <w:rFonts w:ascii="Calibri" w:eastAsia="Calibri" w:hAnsi="Calibri" w:cs="Calibri"/>
+          <w:b/>
+          <w:bCs/>
+          <w:color w:val="000000" w:themeColor="text1"/>
+          <w:sz w:val="19"/>
+          <w:szCs w:val="19"/>
+        </w:rPr>
+        <w:t>dbt</w:t>
+      </w:r>
+      <w:proofErr w:type="spellEnd"/>
     </w:p>
     <w:p>
       <w:pPr>
@@ -910,89 +974,53 @@
           <w:sz w:val="19"/>
           <w:szCs w:val="19"/>
         </w:rPr>
-        <w:t xml:space="preserve"> SQL, FastAPI</w:t>
-      </w:r>
-      <w:r>
-        <w:rPr>
-          <w:rFonts w:ascii="Calibri" w:hAnsi="Calibri" w:cs="Calibri" w:hint="eastAsia"/>
-          <w:b/>
-          <w:bCs/>
-          <w:color w:val="000000" w:themeColor="text1"/>
-          <w:sz w:val="19"/>
-          <w:szCs w:val="19"/>
-          <w:lang w:eastAsia="zh-CN"/>
-        </w:rPr>
-        <w:t xml:space="preserve"/>
-      </w:r>
-      <w:r>
-        <w:rPr>
-          <w:rFonts w:ascii="Calibri" w:eastAsia="Calibri" w:hAnsi="Calibri" w:cs="Calibri"/>
-          <w:b/>
-          <w:bCs/>
-          <w:color w:val="000000" w:themeColor="text1"/>
-          <w:sz w:val="19"/>
-          <w:szCs w:val="19"/>
-        </w:rPr>
-        <w:t/>
-      </w:r>
-      <w:r>
-        <w:rPr>
-          <w:rFonts w:ascii="Calibri" w:hAnsi="Calibri" w:cs="Calibri" w:hint="eastAsia"/>
-          <w:b/>
-          <w:bCs/>
-          <w:color w:val="000000" w:themeColor="text1"/>
-          <w:sz w:val="19"/>
-          <w:szCs w:val="19"/>
-          <w:lang w:eastAsia="zh-CN"/>
-        </w:rPr>
-        <w:t xml:space="preserve"/>
-      </w:r>
-      <w:r>
-        <w:rPr>
-          <w:rFonts w:ascii="Calibri" w:eastAsia="Calibri" w:hAnsi="Calibri" w:cs="Calibri"/>
-          <w:b/>
-          <w:bCs/>
-          <w:color w:val="000000" w:themeColor="text1"/>
-          <w:sz w:val="19"/>
-          <w:szCs w:val="19"/>
-        </w:rPr>
-        <w:t>, React</w:t>
-      </w:r>
-      <w:r>
-        <w:rPr>
-          <w:rFonts w:ascii="Calibri" w:hAnsi="Calibri" w:cs="Calibri" w:hint="eastAsia"/>
-          <w:b/>
-          <w:bCs/>
-          <w:color w:val="000000" w:themeColor="text1"/>
-          <w:sz w:val="19"/>
-          <w:szCs w:val="19"/>
-          <w:lang w:eastAsia="zh-CN"/>
-        </w:rPr>
-        <w:t xml:space="preserve">, </w:t>
-      </w:r>
-      <w:r>
-        <w:rPr>
-          <w:rFonts w:ascii="Calibri" w:hAnsi="Calibri" w:cs="Calibri"/>
-          <w:b/>
-          <w:bCs/>
-          <w:color w:val="000000" w:themeColor="text1"/>
-          <w:sz w:val="19"/>
-          <w:szCs w:val="19"/>
-          <w:lang w:eastAsia="zh-CN"/>
-        </w:rPr>
-        <w:t>Git</w:t>
-      </w:r>
-      <w:r>
-        <w:rPr>
-          <w:rFonts w:ascii="Calibri" w:hAnsi="Calibri" w:cs="Calibri" w:hint="eastAsia"/>
-          <w:b/>
-          <w:bCs/>
-          <w:color w:val="000000" w:themeColor="text1"/>
-          <w:sz w:val="19"/>
-          <w:szCs w:val="19"/>
-          <w:lang w:eastAsia="zh-CN"/>
-        </w:rPr>
-        <w:t>, Docker</w:t>
+        <w:t xml:space="preserve"> </w:t>
+      </w:r>
+      <w:r>
+        <w:rPr>
+          <w:rFonts w:ascii="Calibri" w:eastAsia="Calibri" w:hAnsi="Calibri" w:cs="Calibri"/>
+          <w:b/>
+          <w:bCs/>
+          <w:color w:val="000000" w:themeColor="text1"/>
+          <w:sz w:val="19"/>
+          <w:szCs w:val="19"/>
+        </w:rPr>
+        <w:t xml:space="preserve">Fast </w:t>
+      </w:r>
+      <w:proofErr w:type="gramStart"/>
+      <w:r>
+        <w:rPr>
+          <w:rFonts w:ascii="Calibri" w:eastAsia="Calibri" w:hAnsi="Calibri" w:cs="Calibri"/>
+          <w:b/>
+          <w:bCs/>
+          <w:color w:val="000000" w:themeColor="text1"/>
+          <w:sz w:val="19"/>
+          <w:szCs w:val="19"/>
+        </w:rPr>
+        <w:t xml:space="preserve">API </w:t>
+      </w:r>
+      <w:r>
+        <w:rPr>
+          <w:rFonts w:ascii="Calibri" w:eastAsia="Calibri" w:hAnsi="Calibri" w:cs="Calibri"/>
+          <w:b/>
+          <w:bCs/>
+          <w:color w:val="000000" w:themeColor="text1"/>
+          <w:sz w:val="19"/>
+          <w:szCs w:val="19"/>
+        </w:rPr>
+        <w:t>,</w:t>
+      </w:r>
+      <w:proofErr w:type="gramEnd"/>
+      <w:r>
+        <w:rPr>
+          <w:rFonts w:ascii="Calibri" w:eastAsia="Calibri" w:hAnsi="Calibri" w:cs="Calibri"/>
+          <w:b/>
+          <w:bCs/>
+          <w:color w:val="000000" w:themeColor="text1"/>
+          <w:sz w:val="19"/>
+          <w:szCs w:val="19"/>
+        </w:rPr>
+        <w:t xml:space="preserve"> Looker</w:t>
       </w:r>
     </w:p>
     <w:p>
@@ -1043,21 +1071,6 @@
           <w:lang w:eastAsia="zh-CN"/>
         </w:rPr>
         <w:t>PostgreSQL, MySQL,</w:t>
-      </w:r>
-      <w:r>
-        <w:t xml:space="preserve"> </w:t>
-      </w:r>
-      <w:r>
-        <w:rPr>
-          <w:rFonts w:ascii="Calibri" w:hAnsi="Calibri" w:cs="Calibri"/>
-          <w:b/>
-          <w:bCs/>
-          <w:color w:val="000000" w:themeColor="text1"/>
-          <w:sz w:val="19"/>
-          <w:szCs w:val="19"/>
-          <w:lang w:eastAsia="zh-CN"/>
-        </w:rPr>
-        <w:t>Pandas,</w:t>
       </w:r>
       <w:r>
         <w:rPr>
@@ -1683,7 +1696,7 @@
           <w:sz w:val="19"/>
           <w:szCs w:val="19"/>
         </w:rPr>
-        <w:t>Analyzed e-commerce sales data — revenue trends, sell-through rate, and days-to-sell — across 200+ SKUs to support pricing and inventory decisions, while cleaning and standardizing the underlying product catalog for consistent reporting.</w:t>
+        <w:t>Analyzed e-commerce sales data — revenue trends, sell-through rate, and days-to-sell — across 10 storefronts on Amazon, eBay, and Walmart, identifying platform-level differences in order volume and sales performance to support pricing and inventory decisions.</w:t>
       </w:r>
     </w:p>
     <w:p>
@@ -1705,7 +1718,23 @@
           <w:sz w:val="19"/>
           <w:szCs w:val="19"/>
         </w:rPr>
-        <w:t>Built category- and brand-level pricing strategy — segmented products by sell-through rate to flag markdown candidates, and shifted ad/pricing by brand tier for PC-hardware, where orders grew from 1,395 to 2,014 (22% of store total).</w:t>
+        <w:t xml:space="preserve">Optimize unstructured SKU catalogs using </w:t>
+      </w:r>
+      <w:proofErr w:type="spellStart"/>
+      <w:r>
+        <w:rPr>
+          <w:sz w:val="19"/>
+          <w:szCs w:val="19"/>
+        </w:rPr>
+        <w:t>dbt</w:t>
+      </w:r>
+      <w:proofErr w:type="spellEnd"/>
+      <w:r>
+        <w:rPr>
+          <w:sz w:val="19"/>
+          <w:szCs w:val="19"/>
+        </w:rPr>
+        <w:t>-driven data transformation methodologies to support multi-level product analytics for ~10,000 monthly orders.</w:t>
       </w:r>
     </w:p>
     <w:p>
@@ -1726,9 +1755,55 @@
         <w:rPr>
           <w:sz w:val="19"/>
           <w:szCs w:val="19"/>
-          <w:lang w:eastAsia="zh-CN"/>
-        </w:rPr>
-        <w:t>Built weekly performance reports tracking conversion rate, average selling price, and sell-through rate to support ongoing pricing and inventory planning.</w:t>
+        </w:rPr>
+        <w:t xml:space="preserve">Empower data-driven pricing strategy through Looker and Tableau dashboards, leveraging statistical modeling to flag markdown candidates and </w:t>
+      </w:r>
+      <w:proofErr w:type="gramStart"/>
+      <w:r>
+        <w:rPr>
+          <w:sz w:val="19"/>
+          <w:szCs w:val="19"/>
+        </w:rPr>
+        <w:t>grow</w:t>
+      </w:r>
+      <w:proofErr w:type="gramEnd"/>
+      <w:r>
+        <w:rPr>
+          <w:sz w:val="19"/>
+          <w:szCs w:val="19"/>
+        </w:rPr>
+        <w:t xml:space="preserve"> PC hardware orders to 22% of total volume.</w:t>
+      </w:r>
+    </w:p>
+    <w:p>
+      <w:pPr>
+        <w:pStyle w:val="ListParagraph"/>
+        <w:numPr>
+          <w:ilvl w:val="0"/>
+          <w:numId w:val="7"/>
+        </w:numPr>
+        <w:spacing w:after="0"/>
+        <w:ind w:right="-90"/>
+        <w:rPr>
+          <w:sz w:val="19"/>
+          <w:szCs w:val="19"/>
+        </w:rPr>
+      </w:pPr>
+      <w:r>
+        <w:rPr>
+          <w:sz w:val="19"/>
+          <w:szCs w:val="19"/>
+          <w:lang w:eastAsia="zh-CN"/>
+        </w:rPr>
+        <w:t xml:space="preserve">Built </w:t>
+      </w:r>
+      <w:r>
+        <w:rPr>
+          <w:sz w:val="19"/>
+          <w:szCs w:val="19"/>
+          <w:lang w:eastAsia="zh-CN"/>
+        </w:rPr>
+        <w:t>Experiment with conversion rate and average selling price variables to build automated weekly performance reports that streamline inventory planning and data collection workflows.</w:t>
       </w:r>
     </w:p>
     <w:p>
@@ -1799,19 +1874,17 @@
         </w:numPr>
         <w:spacing w:after="0"/>
         <w:rPr>
-          <w:rFonts w:ascii="Calibri" w:eastAsia="Calibri" w:hAnsi="Calibri" w:cs="Calibri"/>
-          <w:color w:val="000000" w:themeColor="text1"/>
-          <w:sz w:val="19"/>
-          <w:szCs w:val="19"/>
-        </w:rPr>
-      </w:pPr>
-      <w:r>
-        <w:rPr>
-          <w:rFonts w:ascii="Calibri" w:eastAsia="Calibri" w:hAnsi="Calibri" w:cs="Calibri"/>
-          <w:sz w:val="19"/>
-          <w:szCs w:val="19"/>
-        </w:rPr>
-        <w:t>Processed and verified daily financial transactions — including deposits, withdrawals, invoices, and employee reimbursements — ensuring accuracy and compliance with internal financial controls.</w:t>
+          <w:sz w:val="19"/>
+          <w:szCs w:val="19"/>
+        </w:rPr>
+      </w:pPr>
+      <w:r>
+        <w:rPr>
+          <w:rFonts w:ascii="Calibri" w:eastAsia="Calibri" w:hAnsi="Calibri" w:cs="Calibri"/>
+          <w:sz w:val="19"/>
+          <w:szCs w:val="19"/>
+        </w:rPr>
+        <w:t>Analyzed daily financial transactions and invoices to ensure data integrity and compliance with internal controls, managing high-variance datasets for employee reimbursements.</w:t>
       </w:r>
     </w:p>
     <w:p>
@@ -1832,8 +1905,24 @@
           <w:sz w:val="19"/>
           <w:szCs w:val="19"/>
         </w:rPr>
-        <w:t>Conducted manual line-by-line reconciliation of 500+ transactions per month against bank statements and internal ledgers, identifying discrepancies and escalating findings to the finance manager for resolution.</w:t>
-      </w:r>
+        <w:t xml:space="preserve">Optimized data auditing workflows by conducting manual reconciliation of 500+ monthly transactions, identifying discrepancies using statistical comparison </w:t>
+      </w:r>
+      <w:proofErr w:type="gramStart"/>
+      <w:r>
+        <w:rPr>
+          <w:sz w:val="19"/>
+          <w:szCs w:val="19"/>
+        </w:rPr>
+        <w:t>techniques.</w:t>
+      </w:r>
+      <w:r>
+        <w:rPr>
+          <w:sz w:val="19"/>
+          <w:szCs w:val="19"/>
+        </w:rPr>
+        <w:t>.</w:t>
+      </w:r>
+      <w:proofErr w:type="gramEnd"/>
     </w:p>
     <w:p>
       <w:pPr>
@@ -1853,7 +1942,7 @@
           <w:sz w:val="19"/>
           <w:szCs w:val="19"/>
         </w:rPr>
-        <w:t>Supported month-end and quarter-end closing, including statement reconciliation and preparation of summary reports for management review.</w:t>
+        <w:t>Collaborated with senior management to prepare month-end closing reports and data visualizations, providing actionable insights into capital flow and resource allocation.</w:t>
       </w:r>
     </w:p>
     <w:sectPr>

--- a/DILIMULATI_KAIWUSAIER_RESUME_DA.docx
+++ b/DILIMULATI_KAIWUSAIER_RESUME_DA.docx
@@ -292,7 +292,27 @@
           <w:szCs w:val="19"/>
           <w:lang w:eastAsia="zh-CN"/>
         </w:rPr>
-        <w:t>Data Analyst at an e-commerce company, analyzing pricing and inventory data. MPS in Informatics (GPA 3.87), Northeastern University, with 3 years in financial operations before transitioning to analytics. Skilled in SQL, Python, Tableau, Power BI, and Excel</w:t>
+        <w:t>Data Analyst at an e-commerce company, analyzing pricing and inventory data. M</w:t>
+      </w:r>
+      <w:r>
+        <w:rPr>
+          <w:rFonts w:cstheme="minorHAnsi" w:hint="eastAsia"/>
+          <w:color w:val="000000" w:themeColor="text1"/>
+          <w:sz w:val="19"/>
+          <w:szCs w:val="19"/>
+          <w:lang w:eastAsia="zh-CN"/>
+        </w:rPr>
+        <w:t>aster</w:t>
+      </w:r>
+      <w:r>
+        <w:rPr>
+          <w:rFonts w:cstheme="minorHAnsi"/>
+          <w:color w:val="000000" w:themeColor="text1"/>
+          <w:sz w:val="19"/>
+          <w:szCs w:val="19"/>
+          <w:lang w:eastAsia="zh-CN"/>
+        </w:rPr>
+        <w:t xml:space="preserve"> in Informatics (GPA 3.87), Northeastern University, with 3 years in financial operations before transitioning to analytics. Skilled in SQL, Python, Tableau, Power BI, and Excel</w:t>
       </w:r>
       <w:r>
         <w:rPr>
@@ -902,7 +922,6 @@
         </w:rPr>
         <w:t xml:space="preserve">, </w:t>
       </w:r>
-      <w:proofErr w:type="spellStart"/>
       <w:r>
         <w:rPr>
           <w:rFonts w:ascii="Calibri" w:eastAsia="Calibri" w:hAnsi="Calibri" w:cs="Calibri"/>
@@ -914,7 +933,6 @@
         </w:rPr>
         <w:t>dbt</w:t>
       </w:r>
-      <w:proofErr w:type="spellEnd"/>
     </w:p>
     <w:p>
       <w:pPr>
@@ -985,42 +1003,18 @@
           <w:sz w:val="19"/>
           <w:szCs w:val="19"/>
         </w:rPr>
-        <w:t xml:space="preserve">Fast </w:t>
-      </w:r>
-      <w:proofErr w:type="gramStart"/>
-      <w:r>
-        <w:rPr>
-          <w:rFonts w:ascii="Calibri" w:eastAsia="Calibri" w:hAnsi="Calibri" w:cs="Calibri"/>
-          <w:b/>
-          <w:bCs/>
-          <w:color w:val="000000" w:themeColor="text1"/>
-          <w:sz w:val="19"/>
-          <w:szCs w:val="19"/>
-        </w:rPr>
-        <w:t xml:space="preserve">API </w:t>
-      </w:r>
-      <w:r>
-        <w:rPr>
-          <w:rFonts w:ascii="Calibri" w:eastAsia="Calibri" w:hAnsi="Calibri" w:cs="Calibri"/>
-          <w:b/>
-          <w:bCs/>
-          <w:color w:val="000000" w:themeColor="text1"/>
-          <w:sz w:val="19"/>
-          <w:szCs w:val="19"/>
-        </w:rPr>
-        <w:t>,</w:t>
-      </w:r>
-      <w:proofErr w:type="gramEnd"/>
-      <w:r>
-        <w:rPr>
-          <w:rFonts w:ascii="Calibri" w:eastAsia="Calibri" w:hAnsi="Calibri" w:cs="Calibri"/>
-          <w:b/>
-          <w:bCs/>
-          <w:color w:val="000000" w:themeColor="text1"/>
-          <w:sz w:val="19"/>
-          <w:szCs w:val="19"/>
-        </w:rPr>
-        <w:t xml:space="preserve"> Looker</w:t>
+        <w:t xml:space="preserve">Fast API </w:t>
+      </w:r>
+      <w:r>
+        <w:rPr>
+          <w:rFonts w:ascii="Calibri" w:eastAsia="Calibri" w:hAnsi="Calibri" w:cs="Calibri"/>
+          <w:b/>
+          <w:bCs/>
+          <w:color w:val="000000" w:themeColor="text1"/>
+          <w:sz w:val="19"/>
+          <w:szCs w:val="19"/>
+        </w:rPr>
+        <w:t>, Looker</w:t>
       </w:r>
     </w:p>
     <w:p>
@@ -1718,23 +1712,7 @@
           <w:sz w:val="19"/>
           <w:szCs w:val="19"/>
         </w:rPr>
-        <w:t xml:space="preserve">Optimize unstructured SKU catalogs using </w:t>
-      </w:r>
-      <w:proofErr w:type="spellStart"/>
-      <w:r>
-        <w:rPr>
-          <w:sz w:val="19"/>
-          <w:szCs w:val="19"/>
-        </w:rPr>
-        <w:t>dbt</w:t>
-      </w:r>
-      <w:proofErr w:type="spellEnd"/>
-      <w:r>
-        <w:rPr>
-          <w:sz w:val="19"/>
-          <w:szCs w:val="19"/>
-        </w:rPr>
-        <w:t>-driven data transformation methodologies to support multi-level product analytics for ~10,000 monthly orders.</w:t>
+        <w:t>Optimize unstructured SKU catalogs using dbt-driven data transformation methodologies to support multi-level product analytics for ~10,000 monthly orders.</w:t>
       </w:r>
     </w:p>
     <w:p>
@@ -1756,23 +1734,7 @@
           <w:sz w:val="19"/>
           <w:szCs w:val="19"/>
         </w:rPr>
-        <w:t xml:space="preserve">Empower data-driven pricing strategy through Looker and Tableau dashboards, leveraging statistical modeling to flag markdown candidates and </w:t>
-      </w:r>
-      <w:proofErr w:type="gramStart"/>
-      <w:r>
-        <w:rPr>
-          <w:sz w:val="19"/>
-          <w:szCs w:val="19"/>
-        </w:rPr>
-        <w:t>grow</w:t>
-      </w:r>
-      <w:proofErr w:type="gramEnd"/>
-      <w:r>
-        <w:rPr>
-          <w:sz w:val="19"/>
-          <w:szCs w:val="19"/>
-        </w:rPr>
-        <w:t xml:space="preserve"> PC hardware orders to 22% of total volume.</w:t>
+        <w:t>Empower data-driven pricing strategy through Looker and Tableau dashboards, leveraging statistical modeling to flag markdown candidates and grow PC hardware orders to 22% of total volume.</w:t>
       </w:r>
     </w:p>
     <w:p>
@@ -1905,15 +1867,7 @@
           <w:sz w:val="19"/>
           <w:szCs w:val="19"/>
         </w:rPr>
-        <w:t xml:space="preserve">Optimized data auditing workflows by conducting manual reconciliation of 500+ monthly transactions, identifying discrepancies using statistical comparison </w:t>
-      </w:r>
-      <w:proofErr w:type="gramStart"/>
-      <w:r>
-        <w:rPr>
-          <w:sz w:val="19"/>
-          <w:szCs w:val="19"/>
-        </w:rPr>
-        <w:t>techniques.</w:t>
+        <w:t>Optimized data auditing workflows by conducting manual reconciliation of 500+ monthly transactions, identifying discrepancies using statistical comparison techniques.</w:t>
       </w:r>
       <w:r>
         <w:rPr>
@@ -1922,7 +1876,6 @@
         </w:rPr>
         <w:t>.</w:t>
       </w:r>
-      <w:proofErr w:type="gramEnd"/>
     </w:p>
     <w:p>
       <w:pPr>
